--- a/deliverables/BiblioFlow-CR-BF-01-consegna-2026-10-13/documenti/05 - Report dei test sulle parti modificate.docx
+++ b/deliverables/BiblioFlow-CR-BF-01-consegna-2026-10-13/documenti/05 - Report dei test sulle parti modificate.docx
@@ -86,7 +86,7 @@
         <w:rPr>
           <w:rStyle w:val="VerbatimChar"/>
         </w:rPr>
-        <w:t>066f198</w:t>
+        <w:t>20efb4b</w:t>
       </w:r>
     </w:p>
     <w:p>
@@ -156,7 +156,7 @@
             </w:rPr>
             <w:fldChar w:fldCharType="separate"/>
           </w:r>
-          <w:hyperlink w:anchor="__RefHeading___Toc15250_3672760668">
+          <w:hyperlink w:anchor="__RefHeading___Toc15456_4122350189">
             <w:r>
               <w:rPr>
                 <w:webHidden/>
@@ -177,7 +177,7 @@
             </w:tabs>
             <w:rPr/>
           </w:pPr>
-          <w:hyperlink w:anchor="__RefHeading___Toc15252_3672760668">
+          <w:hyperlink w:anchor="__RefHeading___Toc15458_4122350189">
             <w:r>
               <w:rPr>
                 <w:webHidden/>
@@ -198,7 +198,7 @@
             </w:tabs>
             <w:rPr/>
           </w:pPr>
-          <w:hyperlink w:anchor="__RefHeading___Toc15254_3672760668">
+          <w:hyperlink w:anchor="__RefHeading___Toc15460_4122350189">
             <w:r>
               <w:rPr>
                 <w:webHidden/>
@@ -219,7 +219,7 @@
             </w:tabs>
             <w:rPr/>
           </w:pPr>
-          <w:hyperlink w:anchor="__RefHeading___Toc15256_3672760668">
+          <w:hyperlink w:anchor="__RefHeading___Toc15462_4122350189">
             <w:r>
               <w:rPr>
                 <w:webHidden/>
@@ -240,7 +240,7 @@
             </w:tabs>
             <w:rPr/>
           </w:pPr>
-          <w:hyperlink w:anchor="__RefHeading___Toc15258_3672760668">
+          <w:hyperlink w:anchor="__RefHeading___Toc15464_4122350189">
             <w:r>
               <w:rPr>
                 <w:webHidden/>
@@ -261,7 +261,7 @@
             </w:tabs>
             <w:rPr/>
           </w:pPr>
-          <w:hyperlink w:anchor="__RefHeading___Toc15260_3672760668">
+          <w:hyperlink w:anchor="__RefHeading___Toc15466_4122350189">
             <w:r>
               <w:rPr>
                 <w:webHidden/>
@@ -282,7 +282,7 @@
             </w:tabs>
             <w:rPr/>
           </w:pPr>
-          <w:hyperlink w:anchor="__RefHeading___Toc15262_3672760668">
+          <w:hyperlink w:anchor="__RefHeading___Toc15468_4122350189">
             <w:r>
               <w:rPr>
                 <w:webHidden/>
@@ -303,7 +303,7 @@
             </w:tabs>
             <w:rPr/>
           </w:pPr>
-          <w:hyperlink w:anchor="__RefHeading___Toc15264_3672760668">
+          <w:hyperlink w:anchor="__RefHeading___Toc15470_4122350189">
             <w:r>
               <w:rPr>
                 <w:webHidden/>
@@ -324,7 +324,7 @@
             </w:tabs>
             <w:rPr/>
           </w:pPr>
-          <w:hyperlink w:anchor="__RefHeading___Toc15266_3672760668">
+          <w:hyperlink w:anchor="__RefHeading___Toc15472_4122350189">
             <w:r>
               <w:rPr>
                 <w:webHidden/>
@@ -372,7 +372,7 @@
         <w:spacing w:before="0" w:after="120"/>
         <w:rPr/>
       </w:pPr>
-      <w:bookmarkStart w:id="0" w:name="__RefHeading___Toc15250_3672760668"/>
+      <w:bookmarkStart w:id="0" w:name="__RefHeading___Toc15456_4122350189"/>
       <w:bookmarkEnd w:id="0"/>
       <w:r>
         <w:rPr/>
@@ -927,7 +927,7 @@
         <w:pStyle w:val="Heading1"/>
         <w:rPr/>
       </w:pPr>
-      <w:bookmarkStart w:id="2" w:name="__RefHeading___Toc15252_3672760668"/>
+      <w:bookmarkStart w:id="2" w:name="__RefHeading___Toc15458_4122350189"/>
       <w:bookmarkEnd w:id="2"/>
       <w:r>
         <w:rPr/>
@@ -1681,7 +1681,7 @@
         <w:pStyle w:val="Heading1"/>
         <w:rPr/>
       </w:pPr>
-      <w:bookmarkStart w:id="3" w:name="__RefHeading___Toc15254_3672760668"/>
+      <w:bookmarkStart w:id="3" w:name="__RefHeading___Toc15460_4122350189"/>
       <w:bookmarkStart w:id="4" w:name="comandi-eseguiti"/>
       <w:bookmarkEnd w:id="3"/>
       <w:r>
@@ -1903,7 +1903,7 @@
         <w:pStyle w:val="Heading1"/>
         <w:rPr/>
       </w:pPr>
-      <w:bookmarkStart w:id="5" w:name="__RefHeading___Toc15256_3672760668"/>
+      <w:bookmarkStart w:id="5" w:name="__RefHeading___Toc15462_4122350189"/>
       <w:bookmarkStart w:id="6" w:name="esito-complessivo-locale"/>
       <w:bookmarkEnd w:id="5"/>
       <w:r>
@@ -2865,7 +2865,7 @@
         <w:pStyle w:val="Heading1"/>
         <w:rPr/>
       </w:pPr>
-      <w:bookmarkStart w:id="8" w:name="__RefHeading___Toc15258_3672760668"/>
+      <w:bookmarkStart w:id="8" w:name="__RefHeading___Toc15464_4122350189"/>
       <w:bookmarkEnd w:id="8"/>
       <w:r>
         <w:rPr/>
@@ -3590,7 +3590,7 @@
         <w:pStyle w:val="Heading1"/>
         <w:rPr/>
       </w:pPr>
-      <w:bookmarkStart w:id="10" w:name="__RefHeading___Toc15260_3672760668"/>
+      <w:bookmarkStart w:id="10" w:name="__RefHeading___Toc15466_4122350189"/>
       <w:bookmarkEnd w:id="10"/>
       <w:r>
         <w:rPr/>
@@ -4738,7 +4738,7 @@
         <w:pStyle w:val="Heading1"/>
         <w:rPr/>
       </w:pPr>
-      <w:bookmarkStart w:id="11" w:name="__RefHeading___Toc15262_3672760668"/>
+      <w:bookmarkStart w:id="11" w:name="__RefHeading___Toc15468_4122350189"/>
       <w:bookmarkEnd w:id="11"/>
       <w:r>
         <w:rPr/>
@@ -6493,7 +6493,7 @@
         <w:pStyle w:val="Heading1"/>
         <w:rPr/>
       </w:pPr>
-      <w:bookmarkStart w:id="13" w:name="__RefHeading___Toc15264_3672760668"/>
+      <w:bookmarkStart w:id="13" w:name="__RefHeading___Toc15470_4122350189"/>
       <w:bookmarkEnd w:id="13"/>
       <w:r>
         <w:rPr/>
@@ -7168,7 +7168,7 @@
         <w:pStyle w:val="Heading1"/>
         <w:rPr/>
       </w:pPr>
-      <w:bookmarkStart w:id="14" w:name="__RefHeading___Toc15266_3672760668"/>
+      <w:bookmarkStart w:id="14" w:name="__RefHeading___Toc15472_4122350189"/>
       <w:bookmarkEnd w:id="14"/>
       <w:r>
         <w:rPr/>

--- a/deliverables/BiblioFlow-CR-BF-01-consegna-2026-10-13/documenti/05 - Report dei test sulle parti modificate.docx
+++ b/deliverables/BiblioFlow-CR-BF-01-consegna-2026-10-13/documenti/05 - Report dei test sulle parti modificate.docx
@@ -86,7 +86,7 @@
         <w:rPr>
           <w:rStyle w:val="VerbatimChar"/>
         </w:rPr>
-        <w:t>20efb4b</w:t>
+        <w:t>1730b23</w:t>
       </w:r>
     </w:p>
     <w:p>
@@ -156,7 +156,7 @@
             </w:rPr>
             <w:fldChar w:fldCharType="separate"/>
           </w:r>
-          <w:hyperlink w:anchor="__RefHeading___Toc15456_4122350189">
+          <w:hyperlink w:anchor="__RefHeading___Toc15491_2049021629">
             <w:r>
               <w:rPr>
                 <w:webHidden/>
@@ -177,7 +177,7 @@
             </w:tabs>
             <w:rPr/>
           </w:pPr>
-          <w:hyperlink w:anchor="__RefHeading___Toc15458_4122350189">
+          <w:hyperlink w:anchor="__RefHeading___Toc15493_2049021629">
             <w:r>
               <w:rPr>
                 <w:webHidden/>
@@ -198,7 +198,7 @@
             </w:tabs>
             <w:rPr/>
           </w:pPr>
-          <w:hyperlink w:anchor="__RefHeading___Toc15460_4122350189">
+          <w:hyperlink w:anchor="__RefHeading___Toc15495_2049021629">
             <w:r>
               <w:rPr>
                 <w:webHidden/>
@@ -219,7 +219,7 @@
             </w:tabs>
             <w:rPr/>
           </w:pPr>
-          <w:hyperlink w:anchor="__RefHeading___Toc15462_4122350189">
+          <w:hyperlink w:anchor="__RefHeading___Toc15497_2049021629">
             <w:r>
               <w:rPr>
                 <w:webHidden/>
@@ -240,7 +240,7 @@
             </w:tabs>
             <w:rPr/>
           </w:pPr>
-          <w:hyperlink w:anchor="__RefHeading___Toc15464_4122350189">
+          <w:hyperlink w:anchor="__RefHeading___Toc15499_2049021629">
             <w:r>
               <w:rPr>
                 <w:webHidden/>
@@ -261,7 +261,7 @@
             </w:tabs>
             <w:rPr/>
           </w:pPr>
-          <w:hyperlink w:anchor="__RefHeading___Toc15466_4122350189">
+          <w:hyperlink w:anchor="__RefHeading___Toc15501_2049021629">
             <w:r>
               <w:rPr>
                 <w:webHidden/>
@@ -282,7 +282,7 @@
             </w:tabs>
             <w:rPr/>
           </w:pPr>
-          <w:hyperlink w:anchor="__RefHeading___Toc15468_4122350189">
+          <w:hyperlink w:anchor="__RefHeading___Toc15503_2049021629">
             <w:r>
               <w:rPr>
                 <w:webHidden/>
@@ -303,7 +303,7 @@
             </w:tabs>
             <w:rPr/>
           </w:pPr>
-          <w:hyperlink w:anchor="__RefHeading___Toc15470_4122350189">
+          <w:hyperlink w:anchor="__RefHeading___Toc15505_2049021629">
             <w:r>
               <w:rPr>
                 <w:webHidden/>
@@ -324,7 +324,7 @@
             </w:tabs>
             <w:rPr/>
           </w:pPr>
-          <w:hyperlink w:anchor="__RefHeading___Toc15472_4122350189">
+          <w:hyperlink w:anchor="__RefHeading___Toc15507_2049021629">
             <w:r>
               <w:rPr>
                 <w:webHidden/>
@@ -372,7 +372,7 @@
         <w:spacing w:before="0" w:after="120"/>
         <w:rPr/>
       </w:pPr>
-      <w:bookmarkStart w:id="0" w:name="__RefHeading___Toc15456_4122350189"/>
+      <w:bookmarkStart w:id="0" w:name="__RefHeading___Toc15491_2049021629"/>
       <w:bookmarkEnd w:id="0"/>
       <w:r>
         <w:rPr/>
@@ -927,7 +927,7 @@
         <w:pStyle w:val="Heading1"/>
         <w:rPr/>
       </w:pPr>
-      <w:bookmarkStart w:id="2" w:name="__RefHeading___Toc15458_4122350189"/>
+      <w:bookmarkStart w:id="2" w:name="__RefHeading___Toc15493_2049021629"/>
       <w:bookmarkEnd w:id="2"/>
       <w:r>
         <w:rPr/>
@@ -1681,7 +1681,7 @@
         <w:pStyle w:val="Heading1"/>
         <w:rPr/>
       </w:pPr>
-      <w:bookmarkStart w:id="3" w:name="__RefHeading___Toc15460_4122350189"/>
+      <w:bookmarkStart w:id="3" w:name="__RefHeading___Toc15495_2049021629"/>
       <w:bookmarkStart w:id="4" w:name="comandi-eseguiti"/>
       <w:bookmarkEnd w:id="3"/>
       <w:r>
@@ -1903,7 +1903,7 @@
         <w:pStyle w:val="Heading1"/>
         <w:rPr/>
       </w:pPr>
-      <w:bookmarkStart w:id="5" w:name="__RefHeading___Toc15462_4122350189"/>
+      <w:bookmarkStart w:id="5" w:name="__RefHeading___Toc15497_2049021629"/>
       <w:bookmarkStart w:id="6" w:name="esito-complessivo-locale"/>
       <w:bookmarkEnd w:id="5"/>
       <w:r>
@@ -2865,7 +2865,7 @@
         <w:pStyle w:val="Heading1"/>
         <w:rPr/>
       </w:pPr>
-      <w:bookmarkStart w:id="8" w:name="__RefHeading___Toc15464_4122350189"/>
+      <w:bookmarkStart w:id="8" w:name="__RefHeading___Toc15499_2049021629"/>
       <w:bookmarkEnd w:id="8"/>
       <w:r>
         <w:rPr/>
@@ -3590,7 +3590,7 @@
         <w:pStyle w:val="Heading1"/>
         <w:rPr/>
       </w:pPr>
-      <w:bookmarkStart w:id="10" w:name="__RefHeading___Toc15466_4122350189"/>
+      <w:bookmarkStart w:id="10" w:name="__RefHeading___Toc15501_2049021629"/>
       <w:bookmarkEnd w:id="10"/>
       <w:r>
         <w:rPr/>
@@ -4738,7 +4738,7 @@
         <w:pStyle w:val="Heading1"/>
         <w:rPr/>
       </w:pPr>
-      <w:bookmarkStart w:id="11" w:name="__RefHeading___Toc15468_4122350189"/>
+      <w:bookmarkStart w:id="11" w:name="__RefHeading___Toc15503_2049021629"/>
       <w:bookmarkEnd w:id="11"/>
       <w:r>
         <w:rPr/>
@@ -6493,7 +6493,7 @@
         <w:pStyle w:val="Heading1"/>
         <w:rPr/>
       </w:pPr>
-      <w:bookmarkStart w:id="13" w:name="__RefHeading___Toc15470_4122350189"/>
+      <w:bookmarkStart w:id="13" w:name="__RefHeading___Toc15505_2049021629"/>
       <w:bookmarkEnd w:id="13"/>
       <w:r>
         <w:rPr/>
@@ -7168,7 +7168,7 @@
         <w:pStyle w:val="Heading1"/>
         <w:rPr/>
       </w:pPr>
-      <w:bookmarkStart w:id="14" w:name="__RefHeading___Toc15472_4122350189"/>
+      <w:bookmarkStart w:id="14" w:name="__RefHeading___Toc15507_2049021629"/>
       <w:bookmarkEnd w:id="14"/>
       <w:r>
         <w:rPr/>

--- a/deliverables/BiblioFlow-CR-BF-01-consegna-2026-10-13/documenti/05 - Report dei test sulle parti modificate.docx
+++ b/deliverables/BiblioFlow-CR-BF-01-consegna-2026-10-13/documenti/05 - Report dei test sulle parti modificate.docx
@@ -86,7 +86,7 @@
         <w:rPr>
           <w:rStyle w:val="VerbatimChar"/>
         </w:rPr>
-        <w:t>066f198</w:t>
+        <w:t>1730b23</w:t>
       </w:r>
     </w:p>
     <w:p>
@@ -156,7 +156,7 @@
             </w:rPr>
             <w:fldChar w:fldCharType="separate"/>
           </w:r>
-          <w:hyperlink w:anchor="__RefHeading___Toc15250_3672760668">
+          <w:hyperlink w:anchor="__RefHeading___Toc15491_2049021629">
             <w:r>
               <w:rPr>
                 <w:webHidden/>
@@ -177,7 +177,7 @@
             </w:tabs>
             <w:rPr/>
           </w:pPr>
-          <w:hyperlink w:anchor="__RefHeading___Toc15252_3672760668">
+          <w:hyperlink w:anchor="__RefHeading___Toc15493_2049021629">
             <w:r>
               <w:rPr>
                 <w:webHidden/>
@@ -198,7 +198,7 @@
             </w:tabs>
             <w:rPr/>
           </w:pPr>
-          <w:hyperlink w:anchor="__RefHeading___Toc15254_3672760668">
+          <w:hyperlink w:anchor="__RefHeading___Toc15495_2049021629">
             <w:r>
               <w:rPr>
                 <w:webHidden/>
@@ -219,7 +219,7 @@
             </w:tabs>
             <w:rPr/>
           </w:pPr>
-          <w:hyperlink w:anchor="__RefHeading___Toc15256_3672760668">
+          <w:hyperlink w:anchor="__RefHeading___Toc15497_2049021629">
             <w:r>
               <w:rPr>
                 <w:webHidden/>
@@ -240,7 +240,7 @@
             </w:tabs>
             <w:rPr/>
           </w:pPr>
-          <w:hyperlink w:anchor="__RefHeading___Toc15258_3672760668">
+          <w:hyperlink w:anchor="__RefHeading___Toc15499_2049021629">
             <w:r>
               <w:rPr>
                 <w:webHidden/>
@@ -261,7 +261,7 @@
             </w:tabs>
             <w:rPr/>
           </w:pPr>
-          <w:hyperlink w:anchor="__RefHeading___Toc15260_3672760668">
+          <w:hyperlink w:anchor="__RefHeading___Toc15501_2049021629">
             <w:r>
               <w:rPr>
                 <w:webHidden/>
@@ -282,7 +282,7 @@
             </w:tabs>
             <w:rPr/>
           </w:pPr>
-          <w:hyperlink w:anchor="__RefHeading___Toc15262_3672760668">
+          <w:hyperlink w:anchor="__RefHeading___Toc15503_2049021629">
             <w:r>
               <w:rPr>
                 <w:webHidden/>
@@ -303,7 +303,7 @@
             </w:tabs>
             <w:rPr/>
           </w:pPr>
-          <w:hyperlink w:anchor="__RefHeading___Toc15264_3672760668">
+          <w:hyperlink w:anchor="__RefHeading___Toc15505_2049021629">
             <w:r>
               <w:rPr>
                 <w:webHidden/>
@@ -324,7 +324,7 @@
             </w:tabs>
             <w:rPr/>
           </w:pPr>
-          <w:hyperlink w:anchor="__RefHeading___Toc15266_3672760668">
+          <w:hyperlink w:anchor="__RefHeading___Toc15507_2049021629">
             <w:r>
               <w:rPr>
                 <w:webHidden/>
@@ -372,7 +372,7 @@
         <w:spacing w:before="0" w:after="120"/>
         <w:rPr/>
       </w:pPr>
-      <w:bookmarkStart w:id="0" w:name="__RefHeading___Toc15250_3672760668"/>
+      <w:bookmarkStart w:id="0" w:name="__RefHeading___Toc15491_2049021629"/>
       <w:bookmarkEnd w:id="0"/>
       <w:r>
         <w:rPr/>
@@ -927,7 +927,7 @@
         <w:pStyle w:val="Heading1"/>
         <w:rPr/>
       </w:pPr>
-      <w:bookmarkStart w:id="2" w:name="__RefHeading___Toc15252_3672760668"/>
+      <w:bookmarkStart w:id="2" w:name="__RefHeading___Toc15493_2049021629"/>
       <w:bookmarkEnd w:id="2"/>
       <w:r>
         <w:rPr/>
@@ -1681,7 +1681,7 @@
         <w:pStyle w:val="Heading1"/>
         <w:rPr/>
       </w:pPr>
-      <w:bookmarkStart w:id="3" w:name="__RefHeading___Toc15254_3672760668"/>
+      <w:bookmarkStart w:id="3" w:name="__RefHeading___Toc15495_2049021629"/>
       <w:bookmarkStart w:id="4" w:name="comandi-eseguiti"/>
       <w:bookmarkEnd w:id="3"/>
       <w:r>
@@ -1903,7 +1903,7 @@
         <w:pStyle w:val="Heading1"/>
         <w:rPr/>
       </w:pPr>
-      <w:bookmarkStart w:id="5" w:name="__RefHeading___Toc15256_3672760668"/>
+      <w:bookmarkStart w:id="5" w:name="__RefHeading___Toc15497_2049021629"/>
       <w:bookmarkStart w:id="6" w:name="esito-complessivo-locale"/>
       <w:bookmarkEnd w:id="5"/>
       <w:r>
@@ -2865,7 +2865,7 @@
         <w:pStyle w:val="Heading1"/>
         <w:rPr/>
       </w:pPr>
-      <w:bookmarkStart w:id="8" w:name="__RefHeading___Toc15258_3672760668"/>
+      <w:bookmarkStart w:id="8" w:name="__RefHeading___Toc15499_2049021629"/>
       <w:bookmarkEnd w:id="8"/>
       <w:r>
         <w:rPr/>
@@ -3590,7 +3590,7 @@
         <w:pStyle w:val="Heading1"/>
         <w:rPr/>
       </w:pPr>
-      <w:bookmarkStart w:id="10" w:name="__RefHeading___Toc15260_3672760668"/>
+      <w:bookmarkStart w:id="10" w:name="__RefHeading___Toc15501_2049021629"/>
       <w:bookmarkEnd w:id="10"/>
       <w:r>
         <w:rPr/>
@@ -4738,7 +4738,7 @@
         <w:pStyle w:val="Heading1"/>
         <w:rPr/>
       </w:pPr>
-      <w:bookmarkStart w:id="11" w:name="__RefHeading___Toc15262_3672760668"/>
+      <w:bookmarkStart w:id="11" w:name="__RefHeading___Toc15503_2049021629"/>
       <w:bookmarkEnd w:id="11"/>
       <w:r>
         <w:rPr/>
@@ -6493,7 +6493,7 @@
         <w:pStyle w:val="Heading1"/>
         <w:rPr/>
       </w:pPr>
-      <w:bookmarkStart w:id="13" w:name="__RefHeading___Toc15264_3672760668"/>
+      <w:bookmarkStart w:id="13" w:name="__RefHeading___Toc15505_2049021629"/>
       <w:bookmarkEnd w:id="13"/>
       <w:r>
         <w:rPr/>
@@ -7168,7 +7168,7 @@
         <w:pStyle w:val="Heading1"/>
         <w:rPr/>
       </w:pPr>
-      <w:bookmarkStart w:id="14" w:name="__RefHeading___Toc15266_3672760668"/>
+      <w:bookmarkStart w:id="14" w:name="__RefHeading___Toc15507_2049021629"/>
       <w:bookmarkEnd w:id="14"/>
       <w:r>
         <w:rPr/>
